--- a/docs/draft_new_modules/02_wrangling_data/02_wrangling_data_lecture.docx
+++ b/docs/draft_new_modules/02_wrangling_data/02_wrangling_data_lecture.docx
@@ -29,7 +29,7 @@
     <w:bookmarkStart w:id="14" w:name="where-we-left-off"/>
     <w:p>
       <w:pPr>
-        <w:pStyle w:val="Heading1"/>
+        <w:pStyle w:val="Heading2"/>
       </w:pPr>
       <w:r>
         <w:t xml:space="preserve">Where We Left Off</w:t>
@@ -524,10 +524,10 @@
       </w:tr>
     </w:tbl>
     <w:bookmarkEnd w:id="14"/>
-    <w:bookmarkStart w:id="27" w:name="part-1-importing-data-more-than-one-way"/>
+    <w:bookmarkStart w:id="20" w:name="part-1-importing-data-more-than-one-way"/>
     <w:p>
       <w:pPr>
-        <w:pStyle w:val="Heading1"/>
+        <w:pStyle w:val="Heading2"/>
       </w:pPr>
       <w:r>
         <w:t xml:space="preserve">Part 1 · Importing Data More Than One Way</w:t>
@@ -1110,10 +1110,11 @@
       </w:tr>
     </w:tbl>
     <w:bookmarkEnd w:id="19"/>
-    <w:bookmarkStart w:id="26" w:name="look-before-you-trust-it-every-time"/>
+    <w:bookmarkEnd w:id="20"/>
+    <w:bookmarkStart w:id="27" w:name="look-before-you-trust-it-every-time"/>
     <w:p>
       <w:pPr>
-        <w:pStyle w:val="Heading3"/>
+        <w:pStyle w:val="Heading2"/>
       </w:pPr>
       <w:r>
         <w:t xml:space="preserve">Look before you trust it — every time</w:t>
@@ -1279,18 +1280,18 @@
                 <wp:inline>
                   <wp:extent cx="152400" cy="152400"/>
                   <wp:effectExtent b="0" l="0" r="0" t="0"/>
-                  <wp:docPr descr="" title="" id="21" name="Picture"/>
+                  <wp:docPr descr="" title="" id="22" name="Picture"/>
                   <a:graphic>
                     <a:graphicData uri="http://schemas.openxmlformats.org/drawingml/2006/picture">
                       <pic:pic>
                         <pic:nvPicPr>
-                          <pic:cNvPr descr="/Applications/Positron.app/Contents/Resources/app/quarto/share/formats/docx/tip.png" id="22" name="Picture"/>
+                          <pic:cNvPr descr="/Applications/Positron.app/Contents/Resources/app/quarto/share/formats/docx/tip.png" id="23" name="Picture"/>
                           <pic:cNvPicPr>
                             <a:picLocks noChangeArrowheads="1" noChangeAspect="1"/>
                           </pic:cNvPicPr>
                         </pic:nvPicPr>
                         <pic:blipFill>
-                          <a:blip r:embed="rId20"/>
+                          <a:blip r:embed="rId21"/>
                           <a:stretch>
                             <a:fillRect/>
                           </a:stretch>
@@ -1512,18 +1513,18 @@
                 <wp:inline>
                   <wp:extent cx="152400" cy="152400"/>
                   <wp:effectExtent b="0" l="0" r="0" t="0"/>
-                  <wp:docPr descr="" title="" id="24" name="Picture"/>
+                  <wp:docPr descr="" title="" id="25" name="Picture"/>
                   <a:graphic>
                     <a:graphicData uri="http://schemas.openxmlformats.org/drawingml/2006/picture">
                       <pic:pic>
                         <pic:nvPicPr>
-                          <pic:cNvPr descr="/Applications/Positron.app/Contents/Resources/app/quarto/share/formats/docx/warning.png" id="25" name="Picture"/>
+                          <pic:cNvPr descr="/Applications/Positron.app/Contents/Resources/app/quarto/share/formats/docx/warning.png" id="26" name="Picture"/>
                           <pic:cNvPicPr>
                             <a:picLocks noChangeArrowheads="1" noChangeAspect="1"/>
                           </pic:cNvPicPr>
                         </pic:nvPicPr>
                         <pic:blipFill>
-                          <a:blip r:embed="rId23"/>
+                          <a:blip r:embed="rId24"/>
                           <a:stretch>
                             <a:fillRect/>
                           </a:stretch>
@@ -1659,12 +1660,11 @@
         </w:tc>
       </w:tr>
     </w:tbl>
-    <w:bookmarkEnd w:id="26"/>
     <w:bookmarkEnd w:id="27"/>
     <w:bookmarkStart w:id="32" w:name="part-2-the-five-wrangling-verbs"/>
     <w:p>
       <w:pPr>
-        <w:pStyle w:val="Heading1"/>
+        <w:pStyle w:val="Heading2"/>
       </w:pPr>
       <w:r>
         <w:t xml:space="preserve">Part 2 · The Five Wrangling Verbs</w:t>
@@ -2125,7 +2125,7 @@
                           </pic:cNvPicPr>
                         </pic:nvPicPr>
                         <pic:blipFill>
-                          <a:blip r:embed="rId20"/>
+                          <a:blip r:embed="rId21"/>
                           <a:stretch>
                             <a:fillRect/>
                           </a:stretch>
@@ -2280,7 +2280,7 @@
     <w:bookmarkStart w:id="35" w:name="filter-picking-rows"/>
     <w:p>
       <w:pPr>
-        <w:pStyle w:val="Heading1"/>
+        <w:pStyle w:val="Heading2"/>
       </w:pPr>
       <w:r>
         <w:rPr>
@@ -2896,7 +2896,7 @@
                           </pic:cNvPicPr>
                         </pic:nvPicPr>
                         <pic:blipFill>
-                          <a:blip r:embed="rId23"/>
+                          <a:blip r:embed="rId24"/>
                           <a:stretch>
                             <a:fillRect/>
                           </a:stretch>
@@ -3276,7 +3276,7 @@
     <w:bookmarkStart w:id="38" w:name="select-picking-columns"/>
     <w:p>
       <w:pPr>
-        <w:pStyle w:val="Heading1"/>
+        <w:pStyle w:val="Heading2"/>
       </w:pPr>
       <w:r>
         <w:rPr>
@@ -3998,7 +3998,7 @@
     <w:bookmarkStart w:id="45" w:name="mutate-creating-and-changing-columns"/>
     <w:p>
       <w:pPr>
-        <w:pStyle w:val="Heading1"/>
+        <w:pStyle w:val="Heading2"/>
       </w:pPr>
       <w:r>
         <w:rPr>
@@ -5089,7 +5089,7 @@
                           </pic:cNvPicPr>
                         </pic:nvPicPr>
                         <pic:blipFill>
-                          <a:blip r:embed="rId20"/>
+                          <a:blip r:embed="rId21"/>
                           <a:stretch>
                             <a:fillRect/>
                           </a:stretch>
@@ -5188,7 +5188,7 @@
     <w:bookmarkStart w:id="48" w:name="arrange-sorting-rows"/>
     <w:p>
       <w:pPr>
-        <w:pStyle w:val="Heading1"/>
+        <w:pStyle w:val="Heading2"/>
       </w:pPr>
       <w:r>
         <w:rPr>
@@ -5872,7 +5872,7 @@
                           </pic:cNvPicPr>
                         </pic:nvPicPr>
                         <pic:blipFill>
-                          <a:blip r:embed="rId20"/>
+                          <a:blip r:embed="rId21"/>
                           <a:stretch>
                             <a:fillRect/>
                           </a:stretch>
@@ -5965,7 +5965,7 @@
     <w:bookmarkStart w:id="51" w:name="the-full-pipeline"/>
     <w:p>
       <w:pPr>
-        <w:pStyle w:val="Heading1"/>
+        <w:pStyle w:val="Heading2"/>
       </w:pPr>
       <w:r>
         <w:t xml:space="preserve">The Full Pipeline</w:t>
@@ -6627,10 +6627,10 @@
       </w:r>
     </w:p>
     <w:bookmarkEnd w:id="51"/>
-    <w:bookmarkStart w:id="62" w:name="part-3-a-duplicate-row-problem"/>
+    <w:bookmarkStart w:id="57" w:name="part-3-a-duplicate-row-problem"/>
     <w:p>
       <w:pPr>
-        <w:pStyle w:val="Heading1"/>
+        <w:pStyle w:val="Heading2"/>
       </w:pPr>
       <w:r>
         <w:t xml:space="preserve">Part 3 · A Duplicate-Row Problem</w:t>
@@ -7096,10 +7096,11 @@
         </w:tc>
       </w:tr>
     </w:tbl>
-    <w:bookmarkStart w:id="61" w:name="finding-and-removing-the-duplicates"/>
+    <w:bookmarkEnd w:id="57"/>
+    <w:bookmarkStart w:id="62" w:name="finding-and-removing-the-duplicates"/>
     <w:p>
       <w:pPr>
-        <w:pStyle w:val="Heading3"/>
+        <w:pStyle w:val="Heading2"/>
       </w:pPr>
       <w:r>
         <w:t xml:space="preserve">Finding and removing the duplicates</w:t>
@@ -7506,18 +7507,18 @@
                 <wp:inline>
                   <wp:extent cx="152400" cy="152400"/>
                   <wp:effectExtent b="0" l="0" r="0" t="0"/>
-                  <wp:docPr descr="" title="" id="57" name="Picture"/>
+                  <wp:docPr descr="" title="" id="58" name="Picture"/>
                   <a:graphic>
                     <a:graphicData uri="http://schemas.openxmlformats.org/drawingml/2006/picture">
                       <pic:pic>
                         <pic:nvPicPr>
-                          <pic:cNvPr descr="/Applications/Positron.app/Contents/Resources/app/quarto/share/formats/docx/warning.png" id="58" name="Picture"/>
+                          <pic:cNvPr descr="/Applications/Positron.app/Contents/Resources/app/quarto/share/formats/docx/warning.png" id="59" name="Picture"/>
                           <pic:cNvPicPr>
                             <a:picLocks noChangeArrowheads="1" noChangeAspect="1"/>
                           </pic:cNvPicPr>
                         </pic:nvPicPr>
                         <pic:blipFill>
-                          <a:blip r:embed="rId23"/>
+                          <a:blip r:embed="rId24"/>
                           <a:stretch>
                             <a:fillRect/>
                           </a:stretch>
@@ -7686,18 +7687,18 @@
                 <wp:inline>
                   <wp:extent cx="152400" cy="152400"/>
                   <wp:effectExtent b="0" l="0" r="0" t="0"/>
-                  <wp:docPr descr="" title="" id="59" name="Picture"/>
+                  <wp:docPr descr="" title="" id="60" name="Picture"/>
                   <a:graphic>
                     <a:graphicData uri="http://schemas.openxmlformats.org/drawingml/2006/picture">
                       <pic:pic>
                         <pic:nvPicPr>
-                          <pic:cNvPr descr="/Applications/Positron.app/Contents/Resources/app/quarto/share/formats/docx/tip.png" id="60" name="Picture"/>
+                          <pic:cNvPr descr="/Applications/Positron.app/Contents/Resources/app/quarto/share/formats/docx/tip.png" id="61" name="Picture"/>
                           <pic:cNvPicPr>
                             <a:picLocks noChangeArrowheads="1" noChangeAspect="1"/>
                           </pic:cNvPicPr>
                         </pic:nvPicPr>
                         <pic:blipFill>
-                          <a:blip r:embed="rId20"/>
+                          <a:blip r:embed="rId21"/>
                           <a:stretch>
                             <a:fillRect/>
                           </a:stretch>
@@ -7803,12 +7804,11 @@
         </w:tc>
       </w:tr>
     </w:tbl>
-    <w:bookmarkEnd w:id="61"/>
     <w:bookmarkEnd w:id="62"/>
-    <w:bookmarkStart w:id="73" w:name="part-4-saving-your-work"/>
+    <w:bookmarkStart w:id="68" w:name="part-4-saving-your-work"/>
     <w:p>
       <w:pPr>
-        <w:pStyle w:val="Heading1"/>
+        <w:pStyle w:val="Heading2"/>
       </w:pPr>
       <w:r>
         <w:t xml:space="preserve">Part 4 · Saving Your Work</w:t>
@@ -8189,10 +8189,11 @@
       </w:tr>
     </w:tbl>
     <w:bookmarkEnd w:id="67"/>
-    <w:bookmarkStart w:id="72" w:name="naming-your-saved-files"/>
+    <w:bookmarkEnd w:id="68"/>
+    <w:bookmarkStart w:id="73" w:name="naming-your-saved-files"/>
     <w:p>
       <w:pPr>
-        <w:pStyle w:val="Heading3"/>
+        <w:pStyle w:val="Heading2"/>
       </w:pPr>
       <w:r>
         <w:t xml:space="preserve">Naming your saved files</w:t>
@@ -8326,18 +8327,18 @@
                 <wp:inline>
                   <wp:extent cx="152400" cy="152400"/>
                   <wp:effectExtent b="0" l="0" r="0" t="0"/>
-                  <wp:docPr descr="" title="" id="68" name="Picture"/>
+                  <wp:docPr descr="" title="" id="69" name="Picture"/>
                   <a:graphic>
                     <a:graphicData uri="http://schemas.openxmlformats.org/drawingml/2006/picture">
                       <pic:pic>
                         <pic:nvPicPr>
-                          <pic:cNvPr descr="/Applications/Positron.app/Contents/Resources/app/quarto/share/formats/docx/warning.png" id="69" name="Picture"/>
+                          <pic:cNvPr descr="/Applications/Positron.app/Contents/Resources/app/quarto/share/formats/docx/warning.png" id="70" name="Picture"/>
                           <pic:cNvPicPr>
                             <a:picLocks noChangeArrowheads="1" noChangeAspect="1"/>
                           </pic:cNvPicPr>
                         </pic:nvPicPr>
                         <pic:blipFill>
-                          <a:blip r:embed="rId23"/>
+                          <a:blip r:embed="rId24"/>
                           <a:stretch>
                             <a:fillRect/>
                           </a:stretch>
@@ -8490,18 +8491,18 @@
                 <wp:inline>
                   <wp:extent cx="152400" cy="152400"/>
                   <wp:effectExtent b="0" l="0" r="0" t="0"/>
-                  <wp:docPr descr="" title="" id="70" name="Picture"/>
+                  <wp:docPr descr="" title="" id="71" name="Picture"/>
                   <a:graphic>
                     <a:graphicData uri="http://schemas.openxmlformats.org/drawingml/2006/picture">
                       <pic:pic>
                         <pic:nvPicPr>
-                          <pic:cNvPr descr="/Applications/Positron.app/Contents/Resources/app/quarto/share/formats/docx/tip.png" id="71" name="Picture"/>
+                          <pic:cNvPr descr="/Applications/Positron.app/Contents/Resources/app/quarto/share/formats/docx/tip.png" id="72" name="Picture"/>
                           <pic:cNvPicPr>
                             <a:picLocks noChangeArrowheads="1" noChangeAspect="1"/>
                           </pic:cNvPicPr>
                         </pic:nvPicPr>
                         <pic:blipFill>
-                          <a:blip r:embed="rId20"/>
+                          <a:blip r:embed="rId21"/>
                           <a:stretch>
                             <a:fillRect/>
                           </a:stretch>
@@ -8595,12 +8596,11 @@
         </w:tc>
       </w:tr>
     </w:tbl>
-    <w:bookmarkEnd w:id="72"/>
     <w:bookmarkEnd w:id="73"/>
     <w:bookmarkStart w:id="78" w:name="wrap-up"/>
     <w:p>
       <w:pPr>
-        <w:pStyle w:val="Heading1"/>
+        <w:pStyle w:val="Heading2"/>
       </w:pPr>
       <w:r>
         <w:t xml:space="preserve">Wrap-up</w:t>
@@ -8844,7 +8844,7 @@
                           </pic:cNvPicPr>
                         </pic:nvPicPr>
                         <pic:blipFill>
-                          <a:blip r:embed="rId20"/>
+                          <a:blip r:embed="rId21"/>
                           <a:stretch>
                             <a:fillRect/>
                           </a:stretch>
@@ -9164,7 +9164,7 @@
     <w:bookmarkStart w:id="81" w:name="getting-unstuck"/>
     <w:p>
       <w:pPr>
-        <w:pStyle w:val="Heading1"/>
+        <w:pStyle w:val="Heading2"/>
       </w:pPr>
       <w:r>
         <w:t xml:space="preserve">Getting unstuck</w:t>
